--- a/backend-exhibits/Dropbox to box standard not included (1).docx
+++ b/backend-exhibits/Dropbox to box standard not included (1).docx
@@ -39,14 +39,14 @@
               <w:ind w:left="52"/>
               <w:jc w:val="center"/>
               <w:rPr>
-                <w:rFonts w:ascii="Arial" w:hAnsi="Arial" w:cs="Arial"/>
-                <w:sz w:val="21"/>
-                <w:szCs w:val="21"/>
-              </w:rPr>
-            </w:pPr>
-            <w:r>
-              <w:rPr>
-                <w:rFonts w:ascii="Arial" w:eastAsia="Arial" w:hAnsi="Arial" w:cs="Arial"/>
+                <w:rFonts w:ascii="Arial" w:hAnsi="Arial" w:cs="Arial" w:eastAsia="Arial"/>
+                <w:sz w:val="21"/>
+                <w:szCs w:val="21"/>
+              </w:rPr>
+            </w:pPr>
+            <w:r>
+              <w:rPr>
+                <w:rFonts w:ascii="Arial" w:hAnsi="Arial" w:cs="Arial" w:eastAsia="Arial"/>
                 <w:b/>
                 <w:sz w:val="21"/>
                 <w:szCs w:val="21"/>
@@ -55,7 +55,7 @@
             </w:r>
             <w:r>
               <w:rPr>
-                <w:rFonts w:ascii="Arial" w:eastAsia="Arial" w:hAnsi="Arial" w:cs="Arial"/>
+                <w:rFonts w:ascii="Arial" w:hAnsi="Arial" w:cs="Arial" w:eastAsia="Arial"/>
                 <w:b/>
                 <w:sz w:val="21"/>
                 <w:szCs w:val="21"/>
@@ -64,7 +64,7 @@
             </w:r>
             <w:r>
               <w:rPr>
-                <w:rFonts w:ascii="Arial" w:eastAsia="Arial" w:hAnsi="Arial" w:cs="Arial"/>
+                <w:rFonts w:ascii="Arial" w:hAnsi="Arial" w:cs="Arial" w:eastAsia="Arial"/>
                 <w:b/>
                 <w:sz w:val="21"/>
                 <w:szCs w:val="21"/>
@@ -73,7 +73,7 @@
             </w:r>
             <w:r>
               <w:rPr>
-                <w:rFonts w:ascii="Arial" w:eastAsia="Arial" w:hAnsi="Arial" w:cs="Arial"/>
+                <w:rFonts w:ascii="Arial" w:hAnsi="Arial" w:cs="Arial" w:eastAsia="Arial"/>
                 <w:b/>
                 <w:sz w:val="21"/>
                 <w:szCs w:val="21"/>
@@ -82,7 +82,7 @@
             </w:r>
             <w:r>
               <w:rPr>
-                <w:rFonts w:ascii="Arial" w:eastAsia="Arial" w:hAnsi="Arial" w:cs="Arial"/>
+                <w:rFonts w:ascii="Arial" w:hAnsi="Arial" w:cs="Arial" w:eastAsia="Arial"/>
                 <w:b/>
                 <w:sz w:val="21"/>
                 <w:szCs w:val="21"/>
@@ -91,7 +91,7 @@
             </w:r>
             <w:r>
               <w:rPr>
-                <w:rFonts w:ascii="Arial" w:eastAsia="Arial" w:hAnsi="Arial" w:cs="Arial"/>
+                <w:rFonts w:ascii="Arial" w:hAnsi="Arial" w:cs="Arial" w:eastAsia="Arial"/>
                 <w:b/>
                 <w:sz w:val="21"/>
                 <w:szCs w:val="21"/>
@@ -100,7 +100,7 @@
             </w:r>
             <w:r>
               <w:rPr>
-                <w:rFonts w:ascii="Arial" w:eastAsia="Arial" w:hAnsi="Arial" w:cs="Arial"/>
+                <w:rFonts w:ascii="Arial" w:hAnsi="Arial" w:cs="Arial" w:eastAsia="Arial"/>
                 <w:b/>
                 <w:sz w:val="21"/>
                 <w:szCs w:val="21"/>
@@ -128,16 +128,16 @@
             <w:pPr>
               <w:ind w:left="3"/>
               <w:rPr>
-                <w:rFonts w:ascii="Arial" w:hAnsi="Arial" w:cs="Arial"/>
-                <w:b/>
-                <w:bCs/>
-                <w:sz w:val="21"/>
-                <w:szCs w:val="21"/>
-              </w:rPr>
-            </w:pPr>
-            <w:r>
-              <w:rPr>
-                <w:rFonts w:ascii="Arial" w:hAnsi="Arial" w:cs="Arial"/>
+                <w:rFonts w:ascii="Arial" w:hAnsi="Arial" w:cs="Arial" w:eastAsia="Arial"/>
+                <w:b/>
+                <w:bCs/>
+                <w:sz w:val="21"/>
+                <w:szCs w:val="21"/>
+              </w:rPr>
+            </w:pPr>
+            <w:r>
+              <w:rPr>
+                <w:rFonts w:ascii="Arial" w:hAnsi="Arial" w:cs="Arial" w:eastAsia="Arial"/>
                 <w:b/>
                 <w:bCs/>
                 <w:sz w:val="21"/>
@@ -160,14 +160,14 @@
           <w:p>
             <w:pPr>
               <w:rPr>
-                <w:rFonts w:ascii="Arial" w:hAnsi="Arial" w:cs="Arial"/>
-                <w:sz w:val="21"/>
-                <w:szCs w:val="21"/>
-              </w:rPr>
-            </w:pPr>
-            <w:r>
-              <w:rPr>
-                <w:rFonts w:ascii="Arial" w:hAnsi="Arial" w:cs="Arial"/>
+                <w:rFonts w:ascii="Arial" w:hAnsi="Arial" w:cs="Arial" w:eastAsia="Arial"/>
+                <w:sz w:val="21"/>
+                <w:szCs w:val="21"/>
+              </w:rPr>
+            </w:pPr>
+            <w:r>
+              <w:rPr>
+                <w:rFonts w:ascii="Arial" w:hAnsi="Arial" w:cs="Arial" w:eastAsia="Arial"/>
                 <w:sz w:val="21"/>
                 <w:szCs w:val="21"/>
               </w:rPr>
@@ -194,16 +194,16 @@
             <w:pPr>
               <w:ind w:left="3"/>
               <w:rPr>
-                <w:rFonts w:ascii="Arial" w:hAnsi="Arial" w:cs="Arial"/>
-                <w:b/>
-                <w:bCs/>
-                <w:sz w:val="21"/>
-                <w:szCs w:val="21"/>
-              </w:rPr>
-            </w:pPr>
-            <w:r>
-              <w:rPr>
-                <w:rFonts w:ascii="Arial" w:hAnsi="Arial" w:cs="Arial"/>
+                <w:rFonts w:ascii="Arial" w:hAnsi="Arial" w:cs="Arial" w:eastAsia="Arial"/>
+                <w:b/>
+                <w:bCs/>
+                <w:sz w:val="21"/>
+                <w:szCs w:val="21"/>
+              </w:rPr>
+            </w:pPr>
+            <w:r>
+              <w:rPr>
+                <w:rFonts w:ascii="Arial" w:hAnsi="Arial" w:cs="Arial" w:eastAsia="Arial"/>
                 <w:b/>
                 <w:bCs/>
                 <w:sz w:val="21"/>
@@ -226,14 +226,14 @@
           <w:p>
             <w:pPr>
               <w:rPr>
-                <w:rFonts w:ascii="Arial" w:hAnsi="Arial" w:cs="Arial"/>
-                <w:sz w:val="21"/>
-                <w:szCs w:val="21"/>
-              </w:rPr>
-            </w:pPr>
-            <w:r>
-              <w:rPr>
-                <w:rFonts w:ascii="Arial" w:hAnsi="Arial" w:cs="Arial"/>
+                <w:rFonts w:ascii="Arial" w:hAnsi="Arial" w:cs="Arial" w:eastAsia="Arial"/>
+                <w:sz w:val="21"/>
+                <w:szCs w:val="21"/>
+              </w:rPr>
+            </w:pPr>
+            <w:r>
+              <w:rPr>
+                <w:rFonts w:ascii="Arial" w:hAnsi="Arial" w:cs="Arial" w:eastAsia="Arial"/>
                 <w:sz w:val="21"/>
                 <w:szCs w:val="21"/>
               </w:rPr>
@@ -260,16 +260,16 @@
             <w:pPr>
               <w:ind w:left="3"/>
               <w:rPr>
-                <w:rFonts w:ascii="Arial" w:hAnsi="Arial" w:cs="Arial"/>
-                <w:b/>
-                <w:bCs/>
-                <w:sz w:val="21"/>
-                <w:szCs w:val="21"/>
-              </w:rPr>
-            </w:pPr>
-            <w:r>
-              <w:rPr>
-                <w:rFonts w:ascii="Arial" w:hAnsi="Arial" w:cs="Arial"/>
+                <w:rFonts w:ascii="Arial" w:hAnsi="Arial" w:cs="Arial" w:eastAsia="Arial"/>
+                <w:b/>
+                <w:bCs/>
+                <w:sz w:val="21"/>
+                <w:szCs w:val="21"/>
+              </w:rPr>
+            </w:pPr>
+            <w:r>
+              <w:rPr>
+                <w:rFonts w:ascii="Arial" w:hAnsi="Arial" w:cs="Arial" w:eastAsia="Arial"/>
                 <w:b/>
                 <w:bCs/>
                 <w:sz w:val="21"/>
@@ -292,14 +292,14 @@
           <w:p>
             <w:pPr>
               <w:rPr>
-                <w:rFonts w:ascii="Arial" w:hAnsi="Arial" w:cs="Arial"/>
-                <w:sz w:val="21"/>
-                <w:szCs w:val="21"/>
-              </w:rPr>
-            </w:pPr>
-            <w:r>
-              <w:rPr>
-                <w:rFonts w:ascii="Arial" w:hAnsi="Arial" w:cs="Arial"/>
+                <w:rFonts w:ascii="Arial" w:hAnsi="Arial" w:cs="Arial" w:eastAsia="Arial"/>
+                <w:sz w:val="21"/>
+                <w:szCs w:val="21"/>
+              </w:rPr>
+            </w:pPr>
+            <w:r>
+              <w:rPr>
+                <w:rFonts w:ascii="Arial" w:hAnsi="Arial" w:cs="Arial" w:eastAsia="Arial"/>
                 <w:sz w:val="21"/>
                 <w:szCs w:val="21"/>
               </w:rPr>
@@ -326,16 +326,16 @@
             <w:pPr>
               <w:ind w:left="3"/>
               <w:rPr>
-                <w:rFonts w:ascii="Arial" w:hAnsi="Arial" w:cs="Arial"/>
-                <w:b/>
-                <w:bCs/>
-                <w:sz w:val="21"/>
-                <w:szCs w:val="21"/>
-              </w:rPr>
-            </w:pPr>
-            <w:r>
-              <w:rPr>
-                <w:rFonts w:ascii="Arial" w:hAnsi="Arial" w:cs="Arial"/>
+                <w:rFonts w:ascii="Arial" w:hAnsi="Arial" w:cs="Arial" w:eastAsia="Arial"/>
+                <w:b/>
+                <w:bCs/>
+                <w:sz w:val="21"/>
+                <w:szCs w:val="21"/>
+              </w:rPr>
+            </w:pPr>
+            <w:r>
+              <w:rPr>
+                <w:rFonts w:ascii="Arial" w:hAnsi="Arial" w:cs="Arial" w:eastAsia="Arial"/>
                 <w:b/>
                 <w:bCs/>
                 <w:sz w:val="21"/>
@@ -358,14 +358,14 @@
           <w:p>
             <w:pPr>
               <w:rPr>
-                <w:rFonts w:ascii="Arial" w:hAnsi="Arial" w:cs="Arial"/>
-                <w:sz w:val="21"/>
-                <w:szCs w:val="21"/>
-              </w:rPr>
-            </w:pPr>
-            <w:r>
-              <w:rPr>
-                <w:rFonts w:ascii="Arial" w:hAnsi="Arial" w:cs="Arial"/>
+                <w:rFonts w:ascii="Arial" w:hAnsi="Arial" w:cs="Arial" w:eastAsia="Arial"/>
+                <w:sz w:val="21"/>
+                <w:szCs w:val="21"/>
+              </w:rPr>
+            </w:pPr>
+            <w:r>
+              <w:rPr>
+                <w:rFonts w:ascii="Arial" w:hAnsi="Arial" w:cs="Arial" w:eastAsia="Arial"/>
                 <w:sz w:val="21"/>
                 <w:szCs w:val="21"/>
               </w:rPr>
@@ -392,16 +392,16 @@
             <w:pPr>
               <w:ind w:left="3"/>
               <w:rPr>
-                <w:rFonts w:ascii="Arial" w:hAnsi="Arial" w:cs="Arial"/>
-                <w:b/>
-                <w:bCs/>
-                <w:sz w:val="21"/>
-                <w:szCs w:val="21"/>
-              </w:rPr>
-            </w:pPr>
-            <w:r>
-              <w:rPr>
-                <w:rFonts w:ascii="Arial" w:hAnsi="Arial" w:cs="Arial"/>
+                <w:rFonts w:ascii="Arial" w:hAnsi="Arial" w:cs="Arial" w:eastAsia="Arial"/>
+                <w:b/>
+                <w:bCs/>
+                <w:sz w:val="21"/>
+                <w:szCs w:val="21"/>
+              </w:rPr>
+            </w:pPr>
+            <w:r>
+              <w:rPr>
+                <w:rFonts w:ascii="Arial" w:hAnsi="Arial" w:cs="Arial" w:eastAsia="Arial"/>
                 <w:b/>
                 <w:bCs/>
                 <w:sz w:val="21"/>
@@ -424,14 +424,14 @@
           <w:p>
             <w:pPr>
               <w:rPr>
-                <w:rFonts w:ascii="Arial" w:hAnsi="Arial" w:cs="Arial"/>
-                <w:sz w:val="21"/>
-                <w:szCs w:val="21"/>
-              </w:rPr>
-            </w:pPr>
-            <w:r>
-              <w:rPr>
-                <w:rFonts w:ascii="Arial" w:hAnsi="Arial" w:cs="Arial"/>
+                <w:rFonts w:ascii="Arial" w:hAnsi="Arial" w:cs="Arial" w:eastAsia="Arial"/>
+                <w:sz w:val="21"/>
+                <w:szCs w:val="21"/>
+              </w:rPr>
+            </w:pPr>
+            <w:r>
+              <w:rPr>
+                <w:rFonts w:ascii="Arial" w:hAnsi="Arial" w:cs="Arial" w:eastAsia="Arial"/>
                 <w:sz w:val="21"/>
                 <w:szCs w:val="21"/>
               </w:rPr>
@@ -458,16 +458,16 @@
             <w:pPr>
               <w:ind w:left="3"/>
               <w:rPr>
-                <w:rFonts w:ascii="Arial" w:hAnsi="Arial" w:cs="Arial"/>
-                <w:b/>
-                <w:bCs/>
-                <w:sz w:val="21"/>
-                <w:szCs w:val="21"/>
-              </w:rPr>
-            </w:pPr>
-            <w:r>
-              <w:rPr>
-                <w:rFonts w:ascii="Arial" w:hAnsi="Arial" w:cs="Arial"/>
+                <w:rFonts w:ascii="Arial" w:hAnsi="Arial" w:cs="Arial" w:eastAsia="Arial"/>
+                <w:b/>
+                <w:bCs/>
+                <w:sz w:val="21"/>
+                <w:szCs w:val="21"/>
+              </w:rPr>
+            </w:pPr>
+            <w:r>
+              <w:rPr>
+                <w:rFonts w:ascii="Arial" w:hAnsi="Arial" w:cs="Arial" w:eastAsia="Arial"/>
                 <w:b/>
                 <w:bCs/>
                 <w:sz w:val="21"/>
@@ -490,14 +490,14 @@
           <w:p>
             <w:pPr>
               <w:rPr>
-                <w:rFonts w:ascii="Arial" w:hAnsi="Arial" w:cs="Arial"/>
-                <w:sz w:val="21"/>
-                <w:szCs w:val="21"/>
-              </w:rPr>
-            </w:pPr>
-            <w:r>
-              <w:rPr>
-                <w:rFonts w:ascii="Arial" w:hAnsi="Arial" w:cs="Arial"/>
+                <w:rFonts w:ascii="Arial" w:hAnsi="Arial" w:cs="Arial" w:eastAsia="Arial"/>
+                <w:sz w:val="21"/>
+                <w:szCs w:val="21"/>
+              </w:rPr>
+            </w:pPr>
+            <w:r>
+              <w:rPr>
+                <w:rFonts w:ascii="Arial" w:hAnsi="Arial" w:cs="Arial" w:eastAsia="Arial"/>
                 <w:sz w:val="21"/>
                 <w:szCs w:val="21"/>
               </w:rPr>
@@ -524,16 +524,16 @@
             <w:pPr>
               <w:ind w:left="3"/>
               <w:rPr>
-                <w:rFonts w:ascii="Arial" w:hAnsi="Arial" w:cs="Arial"/>
-                <w:b/>
-                <w:bCs/>
-                <w:sz w:val="21"/>
-                <w:szCs w:val="21"/>
-              </w:rPr>
-            </w:pPr>
-            <w:r>
-              <w:rPr>
-                <w:rFonts w:ascii="Arial" w:hAnsi="Arial" w:cs="Arial"/>
+                <w:rFonts w:ascii="Arial" w:hAnsi="Arial" w:cs="Arial" w:eastAsia="Arial"/>
+                <w:b/>
+                <w:bCs/>
+                <w:sz w:val="21"/>
+                <w:szCs w:val="21"/>
+              </w:rPr>
+            </w:pPr>
+            <w:r>
+              <w:rPr>
+                <w:rFonts w:ascii="Arial" w:hAnsi="Arial" w:cs="Arial" w:eastAsia="Arial"/>
                 <w:b/>
                 <w:bCs/>
                 <w:sz w:val="21"/>
@@ -556,14 +556,14 @@
           <w:p>
             <w:pPr>
               <w:rPr>
-                <w:rFonts w:ascii="Arial" w:hAnsi="Arial" w:cs="Arial"/>
-                <w:sz w:val="21"/>
-                <w:szCs w:val="21"/>
-              </w:rPr>
-            </w:pPr>
-            <w:r>
-              <w:rPr>
-                <w:rFonts w:ascii="Arial" w:hAnsi="Arial" w:cs="Arial"/>
+                <w:rFonts w:ascii="Arial" w:hAnsi="Arial" w:cs="Arial" w:eastAsia="Arial"/>
+                <w:sz w:val="21"/>
+                <w:szCs w:val="21"/>
+              </w:rPr>
+            </w:pPr>
+            <w:r>
+              <w:rPr>
+                <w:rFonts w:ascii="Arial" w:hAnsi="Arial" w:cs="Arial" w:eastAsia="Arial"/>
                 <w:sz w:val="21"/>
                 <w:szCs w:val="21"/>
               </w:rPr>
@@ -590,16 +590,16 @@
             <w:pPr>
               <w:ind w:left="3"/>
               <w:rPr>
-                <w:rFonts w:ascii="Arial" w:hAnsi="Arial" w:cs="Arial"/>
-                <w:b/>
-                <w:bCs/>
-                <w:sz w:val="21"/>
-                <w:szCs w:val="21"/>
-              </w:rPr>
-            </w:pPr>
-            <w:r>
-              <w:rPr>
-                <w:rFonts w:ascii="Arial" w:hAnsi="Arial" w:cs="Arial"/>
+                <w:rFonts w:ascii="Arial" w:hAnsi="Arial" w:cs="Arial" w:eastAsia="Arial"/>
+                <w:b/>
+                <w:bCs/>
+                <w:sz w:val="21"/>
+                <w:szCs w:val="21"/>
+              </w:rPr>
+            </w:pPr>
+            <w:r>
+              <w:rPr>
+                <w:rFonts w:ascii="Arial" w:hAnsi="Arial" w:cs="Arial" w:eastAsia="Arial"/>
                 <w:b/>
                 <w:bCs/>
                 <w:sz w:val="21"/>
@@ -622,14 +622,14 @@
           <w:p>
             <w:pPr>
               <w:rPr>
-                <w:rFonts w:ascii="Arial" w:hAnsi="Arial" w:cs="Arial"/>
-                <w:sz w:val="21"/>
-                <w:szCs w:val="21"/>
-              </w:rPr>
-            </w:pPr>
-            <w:r>
-              <w:rPr>
-                <w:rFonts w:ascii="Arial" w:hAnsi="Arial" w:cs="Arial"/>
+                <w:rFonts w:ascii="Arial" w:hAnsi="Arial" w:cs="Arial" w:eastAsia="Arial"/>
+                <w:sz w:val="21"/>
+                <w:szCs w:val="21"/>
+              </w:rPr>
+            </w:pPr>
+            <w:r>
+              <w:rPr>
+                <w:rFonts w:ascii="Arial" w:hAnsi="Arial" w:cs="Arial" w:eastAsia="Arial"/>
                 <w:sz w:val="21"/>
                 <w:szCs w:val="21"/>
               </w:rPr>
@@ -656,16 +656,16 @@
             <w:pPr>
               <w:ind w:left="3"/>
               <w:rPr>
-                <w:rFonts w:ascii="Arial" w:hAnsi="Arial" w:cs="Arial"/>
-                <w:b/>
-                <w:bCs/>
-                <w:sz w:val="21"/>
-                <w:szCs w:val="21"/>
-              </w:rPr>
-            </w:pPr>
-            <w:r>
-              <w:rPr>
-                <w:rFonts w:ascii="Arial" w:hAnsi="Arial" w:cs="Arial"/>
+                <w:rFonts w:ascii="Arial" w:hAnsi="Arial" w:cs="Arial" w:eastAsia="Arial"/>
+                <w:b/>
+                <w:bCs/>
+                <w:sz w:val="21"/>
+                <w:szCs w:val="21"/>
+              </w:rPr>
+            </w:pPr>
+            <w:r>
+              <w:rPr>
+                <w:rFonts w:ascii="Arial" w:hAnsi="Arial" w:cs="Arial" w:eastAsia="Arial"/>
                 <w:b/>
                 <w:bCs/>
                 <w:sz w:val="21"/>
@@ -688,14 +688,14 @@
           <w:p>
             <w:pPr>
               <w:rPr>
-                <w:rFonts w:ascii="Arial" w:hAnsi="Arial" w:cs="Arial"/>
-                <w:sz w:val="21"/>
-                <w:szCs w:val="21"/>
-              </w:rPr>
-            </w:pPr>
-            <w:r>
-              <w:rPr>
-                <w:rFonts w:ascii="Arial" w:hAnsi="Arial" w:cs="Arial"/>
+                <w:rFonts w:ascii="Arial" w:hAnsi="Arial" w:cs="Arial" w:eastAsia="Arial"/>
+                <w:sz w:val="21"/>
+                <w:szCs w:val="21"/>
+              </w:rPr>
+            </w:pPr>
+            <w:r>
+              <w:rPr>
+                <w:rFonts w:ascii="Arial" w:hAnsi="Arial" w:cs="Arial" w:eastAsia="Arial"/>
                 <w:sz w:val="21"/>
                 <w:szCs w:val="21"/>
               </w:rPr>
@@ -722,16 +722,16 @@
             <w:pPr>
               <w:ind w:left="3"/>
               <w:rPr>
-                <w:rFonts w:ascii="Arial" w:hAnsi="Arial" w:cs="Arial"/>
-                <w:b/>
-                <w:bCs/>
-                <w:sz w:val="21"/>
-                <w:szCs w:val="21"/>
-              </w:rPr>
-            </w:pPr>
-            <w:r>
-              <w:rPr>
-                <w:rFonts w:ascii="Arial" w:hAnsi="Arial" w:cs="Arial"/>
+                <w:rFonts w:ascii="Arial" w:hAnsi="Arial" w:cs="Arial" w:eastAsia="Arial"/>
+                <w:b/>
+                <w:bCs/>
+                <w:sz w:val="21"/>
+                <w:szCs w:val="21"/>
+              </w:rPr>
+            </w:pPr>
+            <w:r>
+              <w:rPr>
+                <w:rFonts w:ascii="Arial" w:hAnsi="Arial" w:cs="Arial" w:eastAsia="Arial"/>
                 <w:b/>
                 <w:bCs/>
                 <w:sz w:val="21"/>
@@ -754,14 +754,14 @@
           <w:p>
             <w:pPr>
               <w:rPr>
-                <w:rFonts w:ascii="Arial" w:hAnsi="Arial" w:cs="Arial"/>
-                <w:sz w:val="21"/>
-                <w:szCs w:val="21"/>
-              </w:rPr>
-            </w:pPr>
-            <w:r>
-              <w:rPr>
-                <w:rFonts w:ascii="Arial" w:hAnsi="Arial" w:cs="Arial"/>
+                <w:rFonts w:ascii="Arial" w:hAnsi="Arial" w:cs="Arial" w:eastAsia="Arial"/>
+                <w:sz w:val="21"/>
+                <w:szCs w:val="21"/>
+              </w:rPr>
+            </w:pPr>
+            <w:r>
+              <w:rPr>
+                <w:rFonts w:ascii="Arial" w:hAnsi="Arial" w:cs="Arial" w:eastAsia="Arial"/>
                 <w:sz w:val="21"/>
                 <w:szCs w:val="21"/>
               </w:rPr>
@@ -788,16 +788,16 @@
             <w:pPr>
               <w:ind w:left="3"/>
               <w:rPr>
-                <w:rFonts w:ascii="Arial" w:hAnsi="Arial" w:cs="Arial"/>
-                <w:b/>
-                <w:bCs/>
-                <w:sz w:val="21"/>
-                <w:szCs w:val="21"/>
-              </w:rPr>
-            </w:pPr>
-            <w:r>
-              <w:rPr>
-                <w:rFonts w:ascii="Arial" w:hAnsi="Arial" w:cs="Arial"/>
+                <w:rFonts w:ascii="Arial" w:hAnsi="Arial" w:cs="Arial" w:eastAsia="Arial"/>
+                <w:b/>
+                <w:bCs/>
+                <w:sz w:val="21"/>
+                <w:szCs w:val="21"/>
+              </w:rPr>
+            </w:pPr>
+            <w:r>
+              <w:rPr>
+                <w:rFonts w:ascii="Arial" w:hAnsi="Arial" w:cs="Arial" w:eastAsia="Arial"/>
                 <w:b/>
                 <w:bCs/>
                 <w:sz w:val="21"/>
@@ -821,14 +821,14 @@
             <w:pPr>
               <w:spacing w:line="240" w:lineRule="auto"/>
               <w:rPr>
-                <w:rFonts w:ascii="Arial" w:eastAsia="Times New Roman" w:hAnsi="Arial" w:cs="Arial"/>
-                <w:sz w:val="21"/>
-                <w:szCs w:val="21"/>
-              </w:rPr>
-            </w:pPr>
-            <w:r>
-              <w:rPr>
-                <w:rFonts w:ascii="Arial" w:hAnsi="Arial" w:cs="Arial"/>
+                <w:rFonts w:ascii="Arial" w:hAnsi="Arial" w:cs="Arial" w:eastAsia="Arial"/>
+                <w:sz w:val="21"/>
+                <w:szCs w:val="21"/>
+              </w:rPr>
+            </w:pPr>
+            <w:r>
+              <w:rPr>
+                <w:rFonts w:ascii="Arial" w:hAnsi="Arial" w:cs="Arial" w:eastAsia="Arial"/>
                 <w:sz w:val="21"/>
                 <w:szCs w:val="21"/>
               </w:rPr>
@@ -854,16 +854,16 @@
           <w:p>
             <w:pPr>
               <w:rPr>
-                <w:rFonts w:ascii="Arial" w:hAnsi="Arial" w:cs="Arial"/>
-                <w:b/>
-                <w:bCs/>
-                <w:sz w:val="21"/>
-                <w:szCs w:val="21"/>
-              </w:rPr>
-            </w:pPr>
-            <w:r>
-              <w:rPr>
-                <w:rFonts w:ascii="Arial" w:hAnsi="Arial" w:cs="Arial"/>
+                <w:rFonts w:ascii="Arial" w:hAnsi="Arial" w:cs="Arial" w:eastAsia="Arial"/>
+                <w:b/>
+                <w:bCs/>
+                <w:sz w:val="21"/>
+                <w:szCs w:val="21"/>
+              </w:rPr>
+            </w:pPr>
+            <w:r>
+              <w:rPr>
+                <w:rFonts w:ascii="Arial" w:hAnsi="Arial" w:cs="Arial" w:eastAsia="Arial"/>
                 <w:b/>
                 <w:bCs/>
                 <w:sz w:val="21"/>
@@ -887,14 +887,14 @@
             <w:pPr>
               <w:spacing w:line="240" w:lineRule="auto"/>
               <w:rPr>
-                <w:rFonts w:ascii="Arial" w:hAnsi="Arial" w:cs="Arial"/>
-                <w:sz w:val="21"/>
-                <w:szCs w:val="21"/>
-              </w:rPr>
-            </w:pPr>
-            <w:r>
-              <w:rPr>
-                <w:rFonts w:ascii="Arial" w:hAnsi="Arial" w:cs="Arial"/>
+                <w:rFonts w:ascii="Arial" w:hAnsi="Arial" w:cs="Arial" w:eastAsia="Arial"/>
+                <w:sz w:val="21"/>
+                <w:szCs w:val="21"/>
+              </w:rPr>
+            </w:pPr>
+            <w:r>
+              <w:rPr>
+                <w:rFonts w:ascii="Arial" w:hAnsi="Arial" w:cs="Arial" w:eastAsia="Arial"/>
                 <w:sz w:val="21"/>
                 <w:szCs w:val="21"/>
               </w:rPr>
@@ -921,16 +921,16 @@
             <w:pPr>
               <w:ind w:left="3"/>
               <w:rPr>
-                <w:rFonts w:ascii="Arial" w:hAnsi="Arial" w:cs="Arial"/>
-                <w:b/>
-                <w:bCs/>
-                <w:sz w:val="21"/>
-                <w:szCs w:val="21"/>
-              </w:rPr>
-            </w:pPr>
-            <w:r>
-              <w:rPr>
-                <w:rFonts w:ascii="Arial" w:hAnsi="Arial" w:cs="Arial"/>
+                <w:rFonts w:ascii="Arial" w:hAnsi="Arial" w:cs="Arial" w:eastAsia="Arial"/>
+                <w:b/>
+                <w:bCs/>
+                <w:sz w:val="21"/>
+                <w:szCs w:val="21"/>
+              </w:rPr>
+            </w:pPr>
+            <w:r>
+              <w:rPr>
+                <w:rFonts w:ascii="Arial" w:hAnsi="Arial" w:cs="Arial" w:eastAsia="Arial"/>
                 <w:b/>
                 <w:bCs/>
                 <w:sz w:val="21"/>
@@ -954,14 +954,14 @@
             <w:pPr>
               <w:spacing w:line="240" w:lineRule="auto"/>
               <w:rPr>
-                <w:rFonts w:ascii="Arial" w:hAnsi="Arial" w:cs="Arial"/>
-                <w:sz w:val="21"/>
-                <w:szCs w:val="21"/>
-              </w:rPr>
-            </w:pPr>
-            <w:r>
-              <w:rPr>
-                <w:rFonts w:ascii="Arial" w:hAnsi="Arial" w:cs="Arial"/>
+                <w:rFonts w:ascii="Arial" w:hAnsi="Arial" w:cs="Arial" w:eastAsia="Arial"/>
+                <w:sz w:val="21"/>
+                <w:szCs w:val="21"/>
+              </w:rPr>
+            </w:pPr>
+            <w:r>
+              <w:rPr>
+                <w:rFonts w:ascii="Arial" w:hAnsi="Arial" w:cs="Arial" w:eastAsia="Arial"/>
                 <w:sz w:val="21"/>
                 <w:szCs w:val="21"/>
               </w:rPr>
@@ -969,7 +969,7 @@
             </w:r>
             <w:r>
               <w:rPr>
-                <w:rFonts w:ascii="Arial" w:hAnsi="Arial" w:cs="Arial"/>
+                <w:rFonts w:ascii="Arial" w:hAnsi="Arial" w:cs="Arial" w:eastAsia="Arial"/>
                 <w:sz w:val="21"/>
                 <w:szCs w:val="21"/>
               </w:rPr>
@@ -995,10 +995,10 @@
   <w:docDefaults>
     <w:rPrDefault>
       <w:rPr>
-        <w:rFonts w:asciiTheme="minorHAnsi" w:eastAsiaTheme="minorHAnsi" w:hAnsiTheme="minorHAnsi" w:cstheme="minorBidi"/>
+        <w:rFonts w:ascii="Arial" w:hAnsi="Arial" w:cs="Arial" w:eastAsia="Arial"/>
         <w:kern w:val="2"/>
-        <w:sz w:val="24"/>
-        <w:szCs w:val="24"/>
+        <w:sz w:val="21"/>
+        <w:szCs w:val="21"/>
         <w:lang w:val="en-IN" w:eastAsia="en-US" w:bidi="ar-SA"/>
         <w14:ligatures w14:val="standardContextual"/>
       </w:rPr>
@@ -1395,9 +1395,9 @@
       <w:spacing w:line="259" w:lineRule="auto"/>
     </w:pPr>
     <w:rPr>
-      <w:rFonts w:ascii="Calibri" w:eastAsia="Calibri" w:hAnsi="Calibri" w:cs="Calibri"/>
+      <w:rFonts w:ascii="Arial" w:hAnsi="Arial" w:cs="Arial" w:eastAsia="Arial"/>
       <w:color w:val="000000"/>
-      <w:sz w:val="22"/>
+      <w:sz w:val="21"/>
       <w:lang w:eastAsia="en-IN"/>
     </w:rPr>
   </w:style>
@@ -1416,10 +1416,10 @@
       <w:outlineLvl w:val="0"/>
     </w:pPr>
     <w:rPr>
-      <w:rFonts w:asciiTheme="majorHAnsi" w:eastAsiaTheme="majorEastAsia" w:hAnsiTheme="majorHAnsi" w:cstheme="majorBidi"/>
+      <w:rFonts w:ascii="Arial" w:hAnsi="Arial" w:cs="Arial" w:eastAsia="Arial"/>
       <w:color w:val="0F4761" w:themeColor="accent1" w:themeShade="BF"/>
-      <w:sz w:val="40"/>
-      <w:szCs w:val="40"/>
+      <w:sz w:val="21"/>
+      <w:szCs w:val="21"/>
       <w:lang w:eastAsia="en-US"/>
     </w:rPr>
   </w:style>
@@ -1440,10 +1440,10 @@
       <w:outlineLvl w:val="1"/>
     </w:pPr>
     <w:rPr>
-      <w:rFonts w:asciiTheme="majorHAnsi" w:eastAsiaTheme="majorEastAsia" w:hAnsiTheme="majorHAnsi" w:cstheme="majorBidi"/>
+      <w:rFonts w:ascii="Arial" w:hAnsi="Arial" w:cs="Arial" w:eastAsia="Arial"/>
       <w:color w:val="0F4761" w:themeColor="accent1" w:themeShade="BF"/>
-      <w:sz w:val="32"/>
-      <w:szCs w:val="32"/>
+      <w:sz w:val="21"/>
+      <w:szCs w:val="21"/>
       <w:lang w:eastAsia="en-US"/>
     </w:rPr>
   </w:style>
@@ -1464,10 +1464,10 @@
       <w:outlineLvl w:val="2"/>
     </w:pPr>
     <w:rPr>
-      <w:rFonts w:asciiTheme="minorHAnsi" w:eastAsiaTheme="majorEastAsia" w:hAnsiTheme="minorHAnsi" w:cstheme="majorBidi"/>
+      <w:rFonts w:ascii="Arial" w:hAnsi="Arial" w:cs="Arial" w:eastAsia="Arial"/>
       <w:color w:val="0F4761" w:themeColor="accent1" w:themeShade="BF"/>
-      <w:sz w:val="28"/>
-      <w:szCs w:val="28"/>
+      <w:sz w:val="21"/>
+      <w:szCs w:val="21"/>
       <w:lang w:eastAsia="en-US"/>
     </w:rPr>
   </w:style>
@@ -1488,11 +1488,11 @@
       <w:outlineLvl w:val="3"/>
     </w:pPr>
     <w:rPr>
-      <w:rFonts w:asciiTheme="minorHAnsi" w:eastAsiaTheme="majorEastAsia" w:hAnsiTheme="minorHAnsi" w:cstheme="majorBidi"/>
+      <w:rFonts w:ascii="Arial" w:hAnsi="Arial" w:cs="Arial" w:eastAsia="Arial"/>
       <w:i/>
       <w:iCs/>
       <w:color w:val="0F4761" w:themeColor="accent1" w:themeShade="BF"/>
-      <w:sz w:val="24"/>
+      <w:sz w:val="21"/>
       <w:lang w:eastAsia="en-US"/>
     </w:rPr>
   </w:style>
@@ -1513,9 +1513,9 @@
       <w:outlineLvl w:val="4"/>
     </w:pPr>
     <w:rPr>
-      <w:rFonts w:asciiTheme="minorHAnsi" w:eastAsiaTheme="majorEastAsia" w:hAnsiTheme="minorHAnsi" w:cstheme="majorBidi"/>
+      <w:rFonts w:ascii="Arial" w:hAnsi="Arial" w:cs="Arial" w:eastAsia="Arial"/>
       <w:color w:val="0F4761" w:themeColor="accent1" w:themeShade="BF"/>
-      <w:sz w:val="24"/>
+      <w:sz w:val="21"/>
       <w:lang w:eastAsia="en-US"/>
     </w:rPr>
   </w:style>
@@ -1536,11 +1536,11 @@
       <w:outlineLvl w:val="5"/>
     </w:pPr>
     <w:rPr>
-      <w:rFonts w:asciiTheme="minorHAnsi" w:eastAsiaTheme="majorEastAsia" w:hAnsiTheme="minorHAnsi" w:cstheme="majorBidi"/>
+      <w:rFonts w:ascii="Arial" w:hAnsi="Arial" w:cs="Arial" w:eastAsia="Arial"/>
       <w:i/>
       <w:iCs/>
       <w:color w:val="595959" w:themeColor="text1" w:themeTint="A6"/>
-      <w:sz w:val="24"/>
+      <w:sz w:val="21"/>
       <w:lang w:eastAsia="en-US"/>
     </w:rPr>
   </w:style>
@@ -1561,9 +1561,9 @@
       <w:outlineLvl w:val="6"/>
     </w:pPr>
     <w:rPr>
-      <w:rFonts w:asciiTheme="minorHAnsi" w:eastAsiaTheme="majorEastAsia" w:hAnsiTheme="minorHAnsi" w:cstheme="majorBidi"/>
+      <w:rFonts w:ascii="Arial" w:hAnsi="Arial" w:cs="Arial" w:eastAsia="Arial"/>
       <w:color w:val="595959" w:themeColor="text1" w:themeTint="A6"/>
-      <w:sz w:val="24"/>
+      <w:sz w:val="21"/>
       <w:lang w:eastAsia="en-US"/>
     </w:rPr>
   </w:style>
@@ -1584,11 +1584,11 @@
       <w:outlineLvl w:val="7"/>
     </w:pPr>
     <w:rPr>
-      <w:rFonts w:asciiTheme="minorHAnsi" w:eastAsiaTheme="majorEastAsia" w:hAnsiTheme="minorHAnsi" w:cstheme="majorBidi"/>
+      <w:rFonts w:ascii="Arial" w:hAnsi="Arial" w:cs="Arial" w:eastAsia="Arial"/>
       <w:i/>
       <w:iCs/>
       <w:color w:val="272727" w:themeColor="text1" w:themeTint="D8"/>
-      <w:sz w:val="24"/>
+      <w:sz w:val="21"/>
       <w:lang w:eastAsia="en-US"/>
     </w:rPr>
   </w:style>
@@ -1609,9 +1609,9 @@
       <w:outlineLvl w:val="8"/>
     </w:pPr>
     <w:rPr>
-      <w:rFonts w:asciiTheme="minorHAnsi" w:eastAsiaTheme="majorEastAsia" w:hAnsiTheme="minorHAnsi" w:cstheme="majorBidi"/>
+      <w:rFonts w:ascii="Arial" w:hAnsi="Arial" w:cs="Arial" w:eastAsia="Arial"/>
       <w:color w:val="272727" w:themeColor="text1" w:themeTint="D8"/>
-      <w:sz w:val="24"/>
+      <w:sz w:val="21"/>
       <w:lang w:eastAsia="en-US"/>
     </w:rPr>
   </w:style>
@@ -1649,10 +1649,10 @@
     <w:uiPriority w:val="9"/>
     <w:rsid w:val="00C44E90"/>
     <w:rPr>
-      <w:rFonts w:asciiTheme="majorHAnsi" w:eastAsiaTheme="majorEastAsia" w:hAnsiTheme="majorHAnsi" w:cstheme="majorBidi"/>
+      <w:rFonts w:ascii="Arial" w:hAnsi="Arial" w:cs="Arial" w:eastAsia="Arial"/>
       <w:color w:val="0F4761" w:themeColor="accent1" w:themeShade="BF"/>
-      <w:sz w:val="40"/>
-      <w:szCs w:val="40"/>
+      <w:sz w:val="21"/>
+      <w:szCs w:val="21"/>
     </w:rPr>
   </w:style>
   <w:style w:type="character" w:customStyle="1" w:styleId="Heading2Char">
@@ -1663,10 +1663,10 @@
     <w:semiHidden/>
     <w:rsid w:val="00C44E90"/>
     <w:rPr>
-      <w:rFonts w:asciiTheme="majorHAnsi" w:eastAsiaTheme="majorEastAsia" w:hAnsiTheme="majorHAnsi" w:cstheme="majorBidi"/>
+      <w:rFonts w:ascii="Arial" w:hAnsi="Arial" w:cs="Arial" w:eastAsia="Arial"/>
       <w:color w:val="0F4761" w:themeColor="accent1" w:themeShade="BF"/>
-      <w:sz w:val="32"/>
-      <w:szCs w:val="32"/>
+      <w:sz w:val="21"/>
+      <w:szCs w:val="21"/>
     </w:rPr>
   </w:style>
   <w:style w:type="character" w:customStyle="1" w:styleId="Heading3Char">
@@ -1677,10 +1677,10 @@
     <w:semiHidden/>
     <w:rsid w:val="00C44E90"/>
     <w:rPr>
-      <w:rFonts w:eastAsiaTheme="majorEastAsia" w:cstheme="majorBidi"/>
+      <w:rFonts w:ascii="Arial" w:hAnsi="Arial" w:cs="Arial" w:eastAsia="Arial"/>
       <w:color w:val="0F4761" w:themeColor="accent1" w:themeShade="BF"/>
-      <w:sz w:val="28"/>
-      <w:szCs w:val="28"/>
+      <w:sz w:val="21"/>
+      <w:szCs w:val="21"/>
     </w:rPr>
   </w:style>
   <w:style w:type="character" w:customStyle="1" w:styleId="Heading4Char">
@@ -1691,7 +1691,7 @@
     <w:semiHidden/>
     <w:rsid w:val="00C44E90"/>
     <w:rPr>
-      <w:rFonts w:eastAsiaTheme="majorEastAsia" w:cstheme="majorBidi"/>
+      <w:rFonts w:ascii="Arial" w:hAnsi="Arial" w:cs="Arial" w:eastAsia="Arial"/>
       <w:i/>
       <w:iCs/>
       <w:color w:val="0F4761" w:themeColor="accent1" w:themeShade="BF"/>
@@ -1705,7 +1705,7 @@
     <w:semiHidden/>
     <w:rsid w:val="00C44E90"/>
     <w:rPr>
-      <w:rFonts w:eastAsiaTheme="majorEastAsia" w:cstheme="majorBidi"/>
+      <w:rFonts w:ascii="Arial" w:hAnsi="Arial" w:cs="Arial" w:eastAsia="Arial"/>
       <w:color w:val="0F4761" w:themeColor="accent1" w:themeShade="BF"/>
     </w:rPr>
   </w:style>
@@ -1717,7 +1717,7 @@
     <w:semiHidden/>
     <w:rsid w:val="00C44E90"/>
     <w:rPr>
-      <w:rFonts w:eastAsiaTheme="majorEastAsia" w:cstheme="majorBidi"/>
+      <w:rFonts w:ascii="Arial" w:hAnsi="Arial" w:cs="Arial" w:eastAsia="Arial"/>
       <w:i/>
       <w:iCs/>
       <w:color w:val="595959" w:themeColor="text1" w:themeTint="A6"/>
@@ -1731,7 +1731,7 @@
     <w:semiHidden/>
     <w:rsid w:val="00C44E90"/>
     <w:rPr>
-      <w:rFonts w:eastAsiaTheme="majorEastAsia" w:cstheme="majorBidi"/>
+      <w:rFonts w:ascii="Arial" w:hAnsi="Arial" w:cs="Arial" w:eastAsia="Arial"/>
       <w:color w:val="595959" w:themeColor="text1" w:themeTint="A6"/>
     </w:rPr>
   </w:style>
@@ -1743,7 +1743,7 @@
     <w:semiHidden/>
     <w:rsid w:val="00C44E90"/>
     <w:rPr>
-      <w:rFonts w:eastAsiaTheme="majorEastAsia" w:cstheme="majorBidi"/>
+      <w:rFonts w:ascii="Arial" w:hAnsi="Arial" w:cs="Arial" w:eastAsia="Arial"/>
       <w:i/>
       <w:iCs/>
       <w:color w:val="272727" w:themeColor="text1" w:themeTint="D8"/>
@@ -1757,7 +1757,7 @@
     <w:semiHidden/>
     <w:rsid w:val="00C44E90"/>
     <w:rPr>
-      <w:rFonts w:eastAsiaTheme="majorEastAsia" w:cstheme="majorBidi"/>
+      <w:rFonts w:ascii="Arial" w:hAnsi="Arial" w:cs="Arial" w:eastAsia="Arial"/>
       <w:color w:val="272727" w:themeColor="text1" w:themeTint="D8"/>
     </w:rPr>
   </w:style>
@@ -1774,12 +1774,12 @@
       <w:contextualSpacing/>
     </w:pPr>
     <w:rPr>
-      <w:rFonts w:asciiTheme="majorHAnsi" w:eastAsiaTheme="majorEastAsia" w:hAnsiTheme="majorHAnsi" w:cstheme="majorBidi"/>
+      <w:rFonts w:ascii="Arial" w:hAnsi="Arial" w:cs="Arial" w:eastAsia="Arial"/>
       <w:color w:val="auto"/>
       <w:spacing w:val="-10"/>
       <w:kern w:val="28"/>
-      <w:sz w:val="56"/>
-      <w:szCs w:val="56"/>
+      <w:sz w:val="21"/>
+      <w:szCs w:val="21"/>
       <w:lang w:eastAsia="en-US"/>
     </w:rPr>
   </w:style>
@@ -1790,11 +1790,11 @@
     <w:uiPriority w:val="10"/>
     <w:rsid w:val="00C44E90"/>
     <w:rPr>
-      <w:rFonts w:asciiTheme="majorHAnsi" w:eastAsiaTheme="majorEastAsia" w:hAnsiTheme="majorHAnsi" w:cstheme="majorBidi"/>
+      <w:rFonts w:ascii="Arial" w:hAnsi="Arial" w:cs="Arial" w:eastAsia="Arial"/>
       <w:spacing w:val="-10"/>
       <w:kern w:val="28"/>
-      <w:sz w:val="56"/>
-      <w:szCs w:val="56"/>
+      <w:sz w:val="21"/>
+      <w:szCs w:val="21"/>
     </w:rPr>
   </w:style>
   <w:style w:type="paragraph" w:styleId="Subtitle">
@@ -1812,11 +1812,11 @@
       <w:spacing w:line="278" w:lineRule="auto"/>
     </w:pPr>
     <w:rPr>
-      <w:rFonts w:asciiTheme="minorHAnsi" w:eastAsiaTheme="majorEastAsia" w:hAnsiTheme="minorHAnsi" w:cstheme="majorBidi"/>
+      <w:rFonts w:ascii="Arial" w:hAnsi="Arial" w:cs="Arial" w:eastAsia="Arial"/>
       <w:color w:val="595959" w:themeColor="text1" w:themeTint="A6"/>
       <w:spacing w:val="15"/>
-      <w:sz w:val="28"/>
-      <w:szCs w:val="28"/>
+      <w:sz w:val="21"/>
+      <w:szCs w:val="21"/>
       <w:lang w:eastAsia="en-US"/>
     </w:rPr>
   </w:style>
@@ -1827,11 +1827,11 @@
     <w:uiPriority w:val="11"/>
     <w:rsid w:val="00C44E90"/>
     <w:rPr>
-      <w:rFonts w:eastAsiaTheme="majorEastAsia" w:cstheme="majorBidi"/>
+      <w:rFonts w:ascii="Arial" w:hAnsi="Arial" w:cs="Arial" w:eastAsia="Arial"/>
       <w:color w:val="595959" w:themeColor="text1" w:themeTint="A6"/>
       <w:spacing w:val="15"/>
-      <w:sz w:val="28"/>
-      <w:szCs w:val="28"/>
+      <w:sz w:val="21"/>
+      <w:szCs w:val="21"/>
     </w:rPr>
   </w:style>
   <w:style w:type="paragraph" w:styleId="Quote">
@@ -1847,11 +1847,11 @@
       <w:jc w:val="center"/>
     </w:pPr>
     <w:rPr>
-      <w:rFonts w:asciiTheme="minorHAnsi" w:eastAsiaTheme="minorHAnsi" w:hAnsiTheme="minorHAnsi" w:cstheme="minorBidi"/>
+      <w:rFonts w:ascii="Arial" w:hAnsi="Arial" w:cs="Arial" w:eastAsia="Arial"/>
       <w:i/>
       <w:iCs/>
       <w:color w:val="404040" w:themeColor="text1" w:themeTint="BF"/>
-      <w:sz w:val="24"/>
+      <w:sz w:val="21"/>
       <w:lang w:eastAsia="en-US"/>
     </w:rPr>
   </w:style>
@@ -1879,9 +1879,9 @@
       <w:contextualSpacing/>
     </w:pPr>
     <w:rPr>
-      <w:rFonts w:asciiTheme="minorHAnsi" w:eastAsiaTheme="minorHAnsi" w:hAnsiTheme="minorHAnsi" w:cstheme="minorBidi"/>
+      <w:rFonts w:ascii="Arial" w:hAnsi="Arial" w:cs="Arial" w:eastAsia="Arial"/>
       <w:color w:val="auto"/>
-      <w:sz w:val="24"/>
+      <w:sz w:val="21"/>
       <w:lang w:eastAsia="en-US"/>
     </w:rPr>
   </w:style>
@@ -1915,11 +1915,11 @@
       <w:jc w:val="center"/>
     </w:pPr>
     <w:rPr>
-      <w:rFonts w:asciiTheme="minorHAnsi" w:eastAsiaTheme="minorHAnsi" w:hAnsiTheme="minorHAnsi" w:cstheme="minorBidi"/>
+      <w:rFonts w:ascii="Arial" w:hAnsi="Arial" w:cs="Arial" w:eastAsia="Arial"/>
       <w:i/>
       <w:iCs/>
       <w:color w:val="0F4761" w:themeColor="accent1" w:themeShade="BF"/>
-      <w:sz w:val="24"/>
+      <w:sz w:val="21"/>
       <w:lang w:eastAsia="en-US"/>
     </w:rPr>
   </w:style>
@@ -1956,7 +1956,7 @@
       <w:spacing w:after="0" w:line="240" w:lineRule="auto"/>
     </w:pPr>
     <w:rPr>
-      <w:rFonts w:eastAsiaTheme="minorEastAsia"/>
+      <w:rFonts w:ascii="Arial" w:hAnsi="Arial" w:cs="Arial" w:eastAsia="Arial"/>
       <w:lang w:eastAsia="en-IN"/>
     </w:rPr>
     <w:tblPr>
